--- a/Day 8 May 5th/VaibhavGupta.docx
+++ b/Day 8 May 5th/VaibhavGupta.docx
@@ -3,8 +3,83 @@
 <w:document xmlns:wpc="http://schemas.microsoft.com/office/word/2010/wordprocessingCanvas" xmlns:cx="http://schemas.microsoft.com/office/drawing/2014/chartex" xmlns:cx1="http://schemas.microsoft.com/office/drawing/2015/9/8/chartex" xmlns:cx2="http://schemas.microsoft.com/office/drawing/2015/10/21/chartex" xmlns:cx3="http://schemas.microsoft.com/office/drawing/2016/5/9/chartex" xmlns:cx4="http://schemas.microsoft.com/office/drawing/2016/5/10/chartex" xmlns:cx5="http://schemas.microsoft.com/office/drawing/2016/5/11/chartex" xmlns:cx6="http://schemas.microsoft.com/office/drawing/2016/5/12/chartex" xmlns:cx7="http://schemas.microsoft.com/office/drawing/2016/5/13/chartex" xmlns:cx8="http://schemas.microsoft.com/office/drawing/2016/5/14/chartex" xmlns:mc="http://schemas.openxmlformats.org/markup-compatibility/2006" xmlns:aink="http://schemas.microsoft.com/office/drawing/2016/ink" xmlns:am3d="http://schemas.microsoft.com/office/drawing/2017/model3d" xmlns:o="urn:schemas-microsoft-com:office:office" xmlns:oel="http://schemas.microsoft.com/office/2019/extlst" xmlns:r="http://schemas.openxmlformats.org/officeDocument/2006/relationships" xmlns:m="http://schemas.openxmlformats.org/officeDocument/2006/math" xmlns:v="urn:schemas-microsoft-com:vml" xmlns:wp14="http://schemas.microsoft.com/office/word/2010/wordprocessingDrawing" xmlns:wp="http://schemas.openxmlformats.org/drawingml/2006/wordprocessingDrawing" xmlns:w10="urn:schemas-microsoft-com:office:word" xmlns:w="http://schemas.openxmlformats.org/wordprocessingml/2006/main" xmlns:w14="http://schemas.microsoft.com/office/word/2010/wordml" xmlns:w15="http://schemas.microsoft.com/office/word/2012/wordml" xmlns:w16cex="http://schemas.microsoft.com/office/word/2018/wordml/cex" xmlns:w16cid="http://schemas.microsoft.com/office/word/2016/wordml/cid" xmlns:w16="http://schemas.microsoft.com/office/word/2018/wordml" xmlns:w16du="http://schemas.microsoft.com/office/word/2023/wordml/word16du" xmlns:w16sdtdh="http://schemas.microsoft.com/office/word/2020/wordml/sdtdatahash" xmlns:w16sdtfl="http://schemas.microsoft.com/office/word/2024/wordml/sdtformatlock" xmlns:w16se="http://schemas.microsoft.com/office/word/2015/wordml/symex" xmlns:wpg="http://schemas.microsoft.com/office/word/2010/wordprocessingGroup" xmlns:wpi="http://schemas.microsoft.com/office/word/2010/wordprocessingInk" xmlns:wne="http://schemas.microsoft.com/office/word/2006/wordml" xmlns:wps="http://schemas.microsoft.com/office/word/2010/wordprocessingShape" mc:Ignorable="w14 w15 w16se w16cid w16 w16cex w16sdtdh w16sdtfl w16du wp14">
   <w:body>
     <w:p>
-      <w:r>
-        <w:t>/Users/</w:t>
+      <w:pPr>
+        <w:rPr>
+          <w:sz w:val="40"/>
+          <w:szCs w:val="40"/>
+        </w:rPr>
+      </w:pPr>
+      <w:proofErr w:type="spellStart"/>
+      <w:r>
+        <w:rPr>
+          <w:sz w:val="40"/>
+          <w:szCs w:val="40"/>
+        </w:rPr>
+        <w:t>Github</w:t>
+      </w:r>
+      <w:proofErr w:type="spellEnd"/>
+      <w:r>
+        <w:rPr>
+          <w:sz w:val="40"/>
+          <w:szCs w:val="40"/>
+        </w:rPr>
+        <w:t xml:space="preserve"> Link: </w:t>
+      </w:r>
+      <w:r>
+        <w:rPr>
+          <w:sz w:val="40"/>
+          <w:szCs w:val="40"/>
+        </w:rPr>
+        <w:t xml:space="preserve"> </w:t>
+      </w:r>
+      <w:hyperlink r:id="rId4" w:history="1">
+        <w:r>
+          <w:rPr>
+            <w:rStyle w:val="Hyperlink"/>
+            <w:sz w:val="40"/>
+            <w:szCs w:val="40"/>
+          </w:rPr>
+          <w:t>Link</w:t>
+        </w:r>
+      </w:hyperlink>
+    </w:p>
+    <w:p>
+      <w:pPr>
+        <w:rPr>
+          <w:sz w:val="40"/>
+          <w:szCs w:val="40"/>
+        </w:rPr>
+      </w:pPr>
+      <w:r>
+        <w:rPr>
+          <w:sz w:val="40"/>
+          <w:szCs w:val="40"/>
+        </w:rPr>
+        <w:t>https://github.com/114-Vaibhav/genspark/tree/main/Day%208%20May%205th/may4simplenotificationsystem</w:t>
+      </w:r>
+    </w:p>
+    <w:p>
+      <w:pPr>
+        <w:rPr>
+          <w:b/>
+          <w:bCs/>
+          <w:sz w:val="50"/>
+          <w:szCs w:val="50"/>
+        </w:rPr>
+      </w:pPr>
+      <w:r>
+        <w:rPr>
+          <w:b/>
+          <w:bCs/>
+          <w:sz w:val="50"/>
+          <w:szCs w:val="50"/>
+        </w:rPr>
+        <w:t>Console Output</w:t>
+      </w:r>
+    </w:p>
+    <w:p>
+      <w:r>
+        <w:t>Users/</w:t>
       </w:r>
       <w:proofErr w:type="spellStart"/>
       <w:r>
@@ -178,6 +253,7 @@
     </w:p>
     <w:p>
       <w:r>
+        <w:lastRenderedPageBreak/>
         <w:t>---------User Details-----------------</w:t>
       </w:r>
     </w:p>
@@ -247,7 +323,193 @@
     </w:p>
     <w:p>
       <w:r>
+        <w:t xml:space="preserve">Phone </w:t>
+      </w:r>
+      <w:proofErr w:type="gramStart"/>
+      <w:r>
+        <w:t>Number :</w:t>
+      </w:r>
+      <w:proofErr w:type="gramEnd"/>
+      <w:r>
+        <w:t xml:space="preserve"> 8090081140</w:t>
+      </w:r>
+    </w:p>
+    <w:p>
+      <w:proofErr w:type="gramStart"/>
+      <w:r>
+        <w:t>Email :</w:t>
+      </w:r>
+      <w:proofErr w:type="gramEnd"/>
+      <w:r>
+        <w:t xml:space="preserve"> </w:t>
+      </w:r>
+      <w:proofErr w:type="spellStart"/>
+      <w:r>
+        <w:t>vg@vg</w:t>
+      </w:r>
+      <w:proofErr w:type="spellEnd"/>
+    </w:p>
+    <w:p/>
+    <w:p>
+      <w:r>
+        <w:t xml:space="preserve">1. Add User </w:t>
+      </w:r>
+    </w:p>
+    <w:p>
+      <w:r>
+        <w:t xml:space="preserve">2. Find User </w:t>
+      </w:r>
+      <w:proofErr w:type="gramStart"/>
+      <w:r>
+        <w:t>By</w:t>
+      </w:r>
+      <w:proofErr w:type="gramEnd"/>
+      <w:r>
+        <w:t xml:space="preserve"> Email</w:t>
+      </w:r>
+    </w:p>
+    <w:p>
+      <w:r>
+        <w:t xml:space="preserve">3. Find User </w:t>
+      </w:r>
+      <w:proofErr w:type="gramStart"/>
+      <w:r>
+        <w:t>By</w:t>
+      </w:r>
+      <w:proofErr w:type="gramEnd"/>
+      <w:r>
+        <w:t xml:space="preserve"> Phone</w:t>
+      </w:r>
+    </w:p>
+    <w:p>
+      <w:r>
+        <w:t xml:space="preserve">4. Update User </w:t>
+      </w:r>
+      <w:proofErr w:type="gramStart"/>
+      <w:r>
+        <w:t>By</w:t>
+      </w:r>
+      <w:proofErr w:type="gramEnd"/>
+      <w:r>
+        <w:t xml:space="preserve"> Email</w:t>
+      </w:r>
+    </w:p>
+    <w:p>
+      <w:r>
+        <w:t xml:space="preserve">5. Update User </w:t>
+      </w:r>
+      <w:proofErr w:type="gramStart"/>
+      <w:r>
+        <w:t>By</w:t>
+      </w:r>
+      <w:proofErr w:type="gramEnd"/>
+      <w:r>
+        <w:t xml:space="preserve"> Phone</w:t>
+      </w:r>
+    </w:p>
+    <w:p>
+      <w:r>
+        <w:t xml:space="preserve">6. Delete User </w:t>
+      </w:r>
+      <w:proofErr w:type="gramStart"/>
+      <w:r>
+        <w:t>By</w:t>
+      </w:r>
+      <w:proofErr w:type="gramEnd"/>
+      <w:r>
+        <w:t xml:space="preserve"> Email</w:t>
+      </w:r>
+    </w:p>
+    <w:p>
+      <w:r>
+        <w:t xml:space="preserve">7. Delete User </w:t>
+      </w:r>
+      <w:proofErr w:type="gramStart"/>
+      <w:r>
+        <w:t>By</w:t>
+      </w:r>
+      <w:proofErr w:type="gramEnd"/>
+      <w:r>
+        <w:t xml:space="preserve"> Phone</w:t>
+      </w:r>
+    </w:p>
+    <w:p>
+      <w:r>
+        <w:t xml:space="preserve">8. Send Notification </w:t>
+      </w:r>
+    </w:p>
+    <w:p>
+      <w:r>
+        <w:t>9. Exit</w:t>
+      </w:r>
+    </w:p>
+    <w:p>
+      <w:r>
+        <w:t xml:space="preserve">Enter your choice: </w:t>
+      </w:r>
+    </w:p>
+    <w:p>
+      <w:r>
+        <w:t>1</w:t>
+      </w:r>
+    </w:p>
+    <w:p>
+      <w:r>
+        <w:t xml:space="preserve">Enter the user's name: </w:t>
+      </w:r>
+    </w:p>
+    <w:p>
+      <w:proofErr w:type="spellStart"/>
+      <w:r>
+        <w:t>sk</w:t>
+      </w:r>
+      <w:proofErr w:type="spellEnd"/>
+    </w:p>
+    <w:p>
+      <w:r>
+        <w:t xml:space="preserve">Enter the email id: </w:t>
+      </w:r>
+    </w:p>
+    <w:p>
+      <w:proofErr w:type="spellStart"/>
+      <w:r>
+        <w:t>sk@sk</w:t>
+      </w:r>
+      <w:proofErr w:type="spellEnd"/>
+    </w:p>
+    <w:p>
+      <w:r>
+        <w:t xml:space="preserve">Enter 10 digit of phone no: </w:t>
+      </w:r>
+    </w:p>
+    <w:p>
+      <w:r>
         <w:lastRenderedPageBreak/>
+        <w:t>1234567890</w:t>
+      </w:r>
+    </w:p>
+    <w:p>
+      <w:r>
+        <w:t>---------User Details-----------------</w:t>
+      </w:r>
+    </w:p>
+    <w:p>
+      <w:proofErr w:type="gramStart"/>
+      <w:r>
+        <w:t>Name :</w:t>
+      </w:r>
+      <w:proofErr w:type="gramEnd"/>
+      <w:r>
+        <w:t xml:space="preserve"> </w:t>
+      </w:r>
+      <w:proofErr w:type="spellStart"/>
+      <w:r>
+        <w:t>sk</w:t>
+      </w:r>
+      <w:proofErr w:type="spellEnd"/>
+    </w:p>
+    <w:p>
+      <w:r>
         <w:t xml:space="preserve">Phone </w:t>
       </w:r>
       <w:proofErr w:type="gramStart"/>
@@ -256,6 +518,382 @@
       </w:r>
       <w:proofErr w:type="gramEnd"/>
       <w:r>
+        <w:t xml:space="preserve"> 1234567890</w:t>
+      </w:r>
+    </w:p>
+    <w:p>
+      <w:proofErr w:type="gramStart"/>
+      <w:r>
+        <w:t>Email :</w:t>
+      </w:r>
+      <w:proofErr w:type="gramEnd"/>
+      <w:r>
+        <w:t xml:space="preserve"> </w:t>
+      </w:r>
+      <w:proofErr w:type="spellStart"/>
+      <w:r>
+        <w:t>sk@sk</w:t>
+      </w:r>
+      <w:proofErr w:type="spellEnd"/>
+    </w:p>
+    <w:p/>
+    <w:p>
+      <w:r>
+        <w:t>---------End-----------------</w:t>
+      </w:r>
+    </w:p>
+    <w:p>
+      <w:proofErr w:type="gramStart"/>
+      <w:r>
+        <w:t>Name :</w:t>
+      </w:r>
+      <w:proofErr w:type="gramEnd"/>
+      <w:r>
+        <w:t xml:space="preserve"> </w:t>
+      </w:r>
+      <w:proofErr w:type="spellStart"/>
+      <w:r>
+        <w:t>sk</w:t>
+      </w:r>
+      <w:proofErr w:type="spellEnd"/>
+    </w:p>
+    <w:p>
+      <w:r>
+        <w:t xml:space="preserve">Phone </w:t>
+      </w:r>
+      <w:proofErr w:type="gramStart"/>
+      <w:r>
+        <w:t>Number :</w:t>
+      </w:r>
+      <w:proofErr w:type="gramEnd"/>
+      <w:r>
+        <w:t xml:space="preserve"> 1234567890</w:t>
+      </w:r>
+    </w:p>
+    <w:p>
+      <w:proofErr w:type="gramStart"/>
+      <w:r>
+        <w:t>Email :</w:t>
+      </w:r>
+      <w:proofErr w:type="gramEnd"/>
+      <w:r>
+        <w:t xml:space="preserve"> </w:t>
+      </w:r>
+      <w:proofErr w:type="spellStart"/>
+      <w:r>
+        <w:t>sk@sk</w:t>
+      </w:r>
+      <w:proofErr w:type="spellEnd"/>
+    </w:p>
+    <w:p/>
+    <w:p>
+      <w:r>
+        <w:t xml:space="preserve">1. Add User </w:t>
+      </w:r>
+    </w:p>
+    <w:p>
+      <w:r>
+        <w:t xml:space="preserve">2. Find User </w:t>
+      </w:r>
+      <w:proofErr w:type="gramStart"/>
+      <w:r>
+        <w:t>By</w:t>
+      </w:r>
+      <w:proofErr w:type="gramEnd"/>
+      <w:r>
+        <w:t xml:space="preserve"> Email</w:t>
+      </w:r>
+    </w:p>
+    <w:p>
+      <w:r>
+        <w:t xml:space="preserve">3. Find User </w:t>
+      </w:r>
+      <w:proofErr w:type="gramStart"/>
+      <w:r>
+        <w:t>By</w:t>
+      </w:r>
+      <w:proofErr w:type="gramEnd"/>
+      <w:r>
+        <w:t xml:space="preserve"> Phone</w:t>
+      </w:r>
+    </w:p>
+    <w:p>
+      <w:r>
+        <w:t xml:space="preserve">4. Update User </w:t>
+      </w:r>
+      <w:proofErr w:type="gramStart"/>
+      <w:r>
+        <w:t>By</w:t>
+      </w:r>
+      <w:proofErr w:type="gramEnd"/>
+      <w:r>
+        <w:t xml:space="preserve"> Email</w:t>
+      </w:r>
+    </w:p>
+    <w:p>
+      <w:r>
+        <w:t xml:space="preserve">5. Update User </w:t>
+      </w:r>
+      <w:proofErr w:type="gramStart"/>
+      <w:r>
+        <w:t>By</w:t>
+      </w:r>
+      <w:proofErr w:type="gramEnd"/>
+      <w:r>
+        <w:t xml:space="preserve"> Phone</w:t>
+      </w:r>
+    </w:p>
+    <w:p>
+      <w:r>
+        <w:t xml:space="preserve">6. Delete User </w:t>
+      </w:r>
+      <w:proofErr w:type="gramStart"/>
+      <w:r>
+        <w:t>By</w:t>
+      </w:r>
+      <w:proofErr w:type="gramEnd"/>
+      <w:r>
+        <w:t xml:space="preserve"> Email</w:t>
+      </w:r>
+    </w:p>
+    <w:p>
+      <w:r>
+        <w:t xml:space="preserve">7. Delete User </w:t>
+      </w:r>
+      <w:proofErr w:type="gramStart"/>
+      <w:r>
+        <w:t>By</w:t>
+      </w:r>
+      <w:proofErr w:type="gramEnd"/>
+      <w:r>
+        <w:t xml:space="preserve"> Phone</w:t>
+      </w:r>
+    </w:p>
+    <w:p>
+      <w:r>
+        <w:t xml:space="preserve">8. Send Notification </w:t>
+      </w:r>
+    </w:p>
+    <w:p>
+      <w:r>
+        <w:t>9. Exit</w:t>
+      </w:r>
+    </w:p>
+    <w:p>
+      <w:r>
+        <w:t xml:space="preserve">Enter your choice: </w:t>
+      </w:r>
+    </w:p>
+    <w:p>
+      <w:r>
+        <w:t>4</w:t>
+      </w:r>
+    </w:p>
+    <w:p>
+      <w:r>
+        <w:t xml:space="preserve">Enter user's email: </w:t>
+      </w:r>
+    </w:p>
+    <w:p>
+      <w:proofErr w:type="spellStart"/>
+      <w:r>
+        <w:t>vg@vg</w:t>
+      </w:r>
+      <w:proofErr w:type="spellEnd"/>
+    </w:p>
+    <w:p>
+      <w:r>
+        <w:t>Do you want to update name: type yes or no</w:t>
+      </w:r>
+    </w:p>
+    <w:p>
+      <w:r>
+        <w:t>yes</w:t>
+      </w:r>
+    </w:p>
+    <w:p>
+      <w:r>
+        <w:lastRenderedPageBreak/>
+        <w:t xml:space="preserve">Your existing name: </w:t>
+      </w:r>
+      <w:proofErr w:type="spellStart"/>
+      <w:r>
+        <w:t>vaibhav</w:t>
+      </w:r>
+      <w:proofErr w:type="spellEnd"/>
+    </w:p>
+    <w:p>
+      <w:r>
+        <w:t xml:space="preserve">Type your new name: </w:t>
+      </w:r>
+    </w:p>
+    <w:p>
+      <w:proofErr w:type="spellStart"/>
+      <w:r>
+        <w:t>vaibhavgupta</w:t>
+      </w:r>
+      <w:proofErr w:type="spellEnd"/>
+    </w:p>
+    <w:p>
+      <w:r>
+        <w:t>Do you want to update phone: type yes or no</w:t>
+      </w:r>
+    </w:p>
+    <w:p>
+      <w:r>
+        <w:t>no</w:t>
+      </w:r>
+    </w:p>
+    <w:p>
+      <w:r>
+        <w:t>Do you want to update email: type yes or no</w:t>
+      </w:r>
+    </w:p>
+    <w:p>
+      <w:r>
+        <w:t>no</w:t>
+      </w:r>
+    </w:p>
+    <w:p>
+      <w:r>
+        <w:t xml:space="preserve">1. Add User </w:t>
+      </w:r>
+    </w:p>
+    <w:p>
+      <w:r>
+        <w:t xml:space="preserve">2. Find User </w:t>
+      </w:r>
+      <w:proofErr w:type="gramStart"/>
+      <w:r>
+        <w:t>By</w:t>
+      </w:r>
+      <w:proofErr w:type="gramEnd"/>
+      <w:r>
+        <w:t xml:space="preserve"> Email</w:t>
+      </w:r>
+    </w:p>
+    <w:p>
+      <w:r>
+        <w:t xml:space="preserve">3. Find User </w:t>
+      </w:r>
+      <w:proofErr w:type="gramStart"/>
+      <w:r>
+        <w:t>By</w:t>
+      </w:r>
+      <w:proofErr w:type="gramEnd"/>
+      <w:r>
+        <w:t xml:space="preserve"> Phone</w:t>
+      </w:r>
+    </w:p>
+    <w:p>
+      <w:r>
+        <w:t xml:space="preserve">4. Update User </w:t>
+      </w:r>
+      <w:proofErr w:type="gramStart"/>
+      <w:r>
+        <w:t>By</w:t>
+      </w:r>
+      <w:proofErr w:type="gramEnd"/>
+      <w:r>
+        <w:t xml:space="preserve"> Email</w:t>
+      </w:r>
+    </w:p>
+    <w:p>
+      <w:r>
+        <w:t xml:space="preserve">5. Update User </w:t>
+      </w:r>
+      <w:proofErr w:type="gramStart"/>
+      <w:r>
+        <w:t>By</w:t>
+      </w:r>
+      <w:proofErr w:type="gramEnd"/>
+      <w:r>
+        <w:t xml:space="preserve"> Phone</w:t>
+      </w:r>
+    </w:p>
+    <w:p>
+      <w:r>
+        <w:t xml:space="preserve">6. Delete User </w:t>
+      </w:r>
+      <w:proofErr w:type="gramStart"/>
+      <w:r>
+        <w:t>By</w:t>
+      </w:r>
+      <w:proofErr w:type="gramEnd"/>
+      <w:r>
+        <w:t xml:space="preserve"> Email</w:t>
+      </w:r>
+    </w:p>
+    <w:p>
+      <w:r>
+        <w:t xml:space="preserve">7. Delete User </w:t>
+      </w:r>
+      <w:proofErr w:type="gramStart"/>
+      <w:r>
+        <w:t>By</w:t>
+      </w:r>
+      <w:proofErr w:type="gramEnd"/>
+      <w:r>
+        <w:t xml:space="preserve"> Phone</w:t>
+      </w:r>
+    </w:p>
+    <w:p>
+      <w:r>
+        <w:t xml:space="preserve">8. Send Notification </w:t>
+      </w:r>
+    </w:p>
+    <w:p>
+      <w:r>
+        <w:t>9. Exit</w:t>
+      </w:r>
+    </w:p>
+    <w:p>
+      <w:r>
+        <w:t xml:space="preserve">Enter your choice: </w:t>
+      </w:r>
+    </w:p>
+    <w:p>
+      <w:r>
+        <w:t>2</w:t>
+      </w:r>
+    </w:p>
+    <w:p>
+      <w:r>
+        <w:t xml:space="preserve">Enter user's email: </w:t>
+      </w:r>
+    </w:p>
+    <w:p>
+      <w:proofErr w:type="spellStart"/>
+      <w:r>
+        <w:t>vg@vg</w:t>
+      </w:r>
+      <w:proofErr w:type="spellEnd"/>
+    </w:p>
+    <w:p>
+      <w:proofErr w:type="gramStart"/>
+      <w:r>
+        <w:t>Name :</w:t>
+      </w:r>
+      <w:proofErr w:type="gramEnd"/>
+      <w:r>
+        <w:t xml:space="preserve"> </w:t>
+      </w:r>
+      <w:proofErr w:type="spellStart"/>
+      <w:r>
+        <w:t>vaibhavgupta</w:t>
+      </w:r>
+      <w:proofErr w:type="spellEnd"/>
+    </w:p>
+    <w:p>
+      <w:r>
+        <w:t xml:space="preserve">Phone </w:t>
+      </w:r>
+      <w:proofErr w:type="gramStart"/>
+      <w:r>
+        <w:t>Number :</w:t>
+      </w:r>
+      <w:proofErr w:type="gramEnd"/>
+      <w:r>
         <w:t xml:space="preserve"> 8090081140</w:t>
       </w:r>
     </w:p>
@@ -295,6 +933,7 @@
     </w:p>
     <w:p>
       <w:r>
+        <w:lastRenderedPageBreak/>
         <w:t xml:space="preserve">3. Find User </w:t>
       </w:r>
       <w:proofErr w:type="gramStart"/>
@@ -375,27 +1014,548 @@
     </w:p>
     <w:p>
       <w:r>
+        <w:t>5</w:t>
+      </w:r>
+    </w:p>
+    <w:p>
+      <w:r>
+        <w:t xml:space="preserve">Enter user's phone: </w:t>
+      </w:r>
+    </w:p>
+    <w:p>
+      <w:r>
+        <w:t>1234567890</w:t>
+      </w:r>
+    </w:p>
+    <w:p>
+      <w:r>
+        <w:t>Do you want to update name: type yes or no</w:t>
+      </w:r>
+    </w:p>
+    <w:p>
+      <w:r>
+        <w:t>no</w:t>
+      </w:r>
+    </w:p>
+    <w:p>
+      <w:r>
+        <w:t>Do you want to update phone: type yes or no</w:t>
+      </w:r>
+    </w:p>
+    <w:p>
+      <w:r>
+        <w:t>yes</w:t>
+      </w:r>
+    </w:p>
+    <w:p>
+      <w:r>
+        <w:t>Your existing phone: 1234567890</w:t>
+      </w:r>
+    </w:p>
+    <w:p>
+      <w:r>
+        <w:t xml:space="preserve">Type your new phone: </w:t>
+      </w:r>
+    </w:p>
+    <w:p>
+      <w:r>
+        <w:t>2345678901</w:t>
+      </w:r>
+    </w:p>
+    <w:p>
+      <w:r>
+        <w:t>Do you want to update email: type yes or no</w:t>
+      </w:r>
+    </w:p>
+    <w:p>
+      <w:r>
+        <w:t>no</w:t>
+      </w:r>
+    </w:p>
+    <w:p>
+      <w:r>
+        <w:t xml:space="preserve">1. Add User </w:t>
+      </w:r>
+    </w:p>
+    <w:p>
+      <w:r>
+        <w:t xml:space="preserve">2. Find User </w:t>
+      </w:r>
+      <w:proofErr w:type="gramStart"/>
+      <w:r>
+        <w:t>By</w:t>
+      </w:r>
+      <w:proofErr w:type="gramEnd"/>
+      <w:r>
+        <w:t xml:space="preserve"> Email</w:t>
+      </w:r>
+    </w:p>
+    <w:p>
+      <w:r>
+        <w:t xml:space="preserve">3. Find User </w:t>
+      </w:r>
+      <w:proofErr w:type="gramStart"/>
+      <w:r>
+        <w:t>By</w:t>
+      </w:r>
+      <w:proofErr w:type="gramEnd"/>
+      <w:r>
+        <w:t xml:space="preserve"> Phone</w:t>
+      </w:r>
+    </w:p>
+    <w:p>
+      <w:r>
+        <w:t xml:space="preserve">4. Update User </w:t>
+      </w:r>
+      <w:proofErr w:type="gramStart"/>
+      <w:r>
+        <w:t>By</w:t>
+      </w:r>
+      <w:proofErr w:type="gramEnd"/>
+      <w:r>
+        <w:t xml:space="preserve"> Email</w:t>
+      </w:r>
+    </w:p>
+    <w:p>
+      <w:r>
+        <w:t xml:space="preserve">5. Update User </w:t>
+      </w:r>
+      <w:proofErr w:type="gramStart"/>
+      <w:r>
+        <w:t>By</w:t>
+      </w:r>
+      <w:proofErr w:type="gramEnd"/>
+      <w:r>
+        <w:t xml:space="preserve"> Phone</w:t>
+      </w:r>
+    </w:p>
+    <w:p>
+      <w:r>
+        <w:t xml:space="preserve">6. Delete User </w:t>
+      </w:r>
+      <w:proofErr w:type="gramStart"/>
+      <w:r>
+        <w:t>By</w:t>
+      </w:r>
+      <w:proofErr w:type="gramEnd"/>
+      <w:r>
+        <w:t xml:space="preserve"> Email</w:t>
+      </w:r>
+    </w:p>
+    <w:p>
+      <w:r>
+        <w:lastRenderedPageBreak/>
+        <w:t xml:space="preserve">7. Delete User </w:t>
+      </w:r>
+      <w:proofErr w:type="gramStart"/>
+      <w:r>
+        <w:t>By</w:t>
+      </w:r>
+      <w:proofErr w:type="gramEnd"/>
+      <w:r>
+        <w:t xml:space="preserve"> Phone</w:t>
+      </w:r>
+    </w:p>
+    <w:p>
+      <w:r>
+        <w:t xml:space="preserve">8. Send Notification </w:t>
+      </w:r>
+    </w:p>
+    <w:p>
+      <w:r>
+        <w:t>9. Exit</w:t>
+      </w:r>
+    </w:p>
+    <w:p>
+      <w:r>
+        <w:t xml:space="preserve">Enter your choice: </w:t>
+      </w:r>
+    </w:p>
+    <w:p>
+      <w:r>
+        <w:t>3</w:t>
+      </w:r>
+    </w:p>
+    <w:p>
+      <w:r>
+        <w:t xml:space="preserve">Enter user's phone: </w:t>
+      </w:r>
+    </w:p>
+    <w:p>
+      <w:r>
+        <w:t>2345678901</w:t>
+      </w:r>
+    </w:p>
+    <w:p>
+      <w:proofErr w:type="gramStart"/>
+      <w:r>
+        <w:t>Name :</w:t>
+      </w:r>
+      <w:proofErr w:type="gramEnd"/>
+      <w:r>
+        <w:t xml:space="preserve"> </w:t>
+      </w:r>
+      <w:proofErr w:type="spellStart"/>
+      <w:r>
+        <w:t>sk</w:t>
+      </w:r>
+      <w:proofErr w:type="spellEnd"/>
+    </w:p>
+    <w:p>
+      <w:r>
+        <w:t xml:space="preserve">Phone </w:t>
+      </w:r>
+      <w:proofErr w:type="gramStart"/>
+      <w:r>
+        <w:t>Number :</w:t>
+      </w:r>
+      <w:proofErr w:type="gramEnd"/>
+      <w:r>
+        <w:t xml:space="preserve"> 2345678901</w:t>
+      </w:r>
+    </w:p>
+    <w:p>
+      <w:proofErr w:type="gramStart"/>
+      <w:r>
+        <w:t>Email :</w:t>
+      </w:r>
+      <w:proofErr w:type="gramEnd"/>
+      <w:r>
+        <w:t xml:space="preserve"> </w:t>
+      </w:r>
+      <w:proofErr w:type="spellStart"/>
+      <w:r>
+        <w:t>sk@sk</w:t>
+      </w:r>
+      <w:proofErr w:type="spellEnd"/>
+    </w:p>
+    <w:p/>
+    <w:p>
+      <w:r>
+        <w:t xml:space="preserve">1. Add User </w:t>
+      </w:r>
+    </w:p>
+    <w:p>
+      <w:r>
+        <w:t xml:space="preserve">2. Find User </w:t>
+      </w:r>
+      <w:proofErr w:type="gramStart"/>
+      <w:r>
+        <w:t>By</w:t>
+      </w:r>
+      <w:proofErr w:type="gramEnd"/>
+      <w:r>
+        <w:t xml:space="preserve"> Email</w:t>
+      </w:r>
+    </w:p>
+    <w:p>
+      <w:r>
+        <w:t xml:space="preserve">3. Find User </w:t>
+      </w:r>
+      <w:proofErr w:type="gramStart"/>
+      <w:r>
+        <w:t>By</w:t>
+      </w:r>
+      <w:proofErr w:type="gramEnd"/>
+      <w:r>
+        <w:t xml:space="preserve"> Phone</w:t>
+      </w:r>
+    </w:p>
+    <w:p>
+      <w:r>
+        <w:t xml:space="preserve">4. Update User </w:t>
+      </w:r>
+      <w:proofErr w:type="gramStart"/>
+      <w:r>
+        <w:t>By</w:t>
+      </w:r>
+      <w:proofErr w:type="gramEnd"/>
+      <w:r>
+        <w:t xml:space="preserve"> Email</w:t>
+      </w:r>
+    </w:p>
+    <w:p>
+      <w:r>
+        <w:t xml:space="preserve">5. Update User </w:t>
+      </w:r>
+      <w:proofErr w:type="gramStart"/>
+      <w:r>
+        <w:t>By</w:t>
+      </w:r>
+      <w:proofErr w:type="gramEnd"/>
+      <w:r>
+        <w:t xml:space="preserve"> Phone</w:t>
+      </w:r>
+    </w:p>
+    <w:p>
+      <w:r>
+        <w:t xml:space="preserve">6. Delete User </w:t>
+      </w:r>
+      <w:proofErr w:type="gramStart"/>
+      <w:r>
+        <w:t>By</w:t>
+      </w:r>
+      <w:proofErr w:type="gramEnd"/>
+      <w:r>
+        <w:t xml:space="preserve"> Email</w:t>
+      </w:r>
+    </w:p>
+    <w:p>
+      <w:r>
+        <w:t xml:space="preserve">7. Delete User </w:t>
+      </w:r>
+      <w:proofErr w:type="gramStart"/>
+      <w:r>
+        <w:t>By</w:t>
+      </w:r>
+      <w:proofErr w:type="gramEnd"/>
+      <w:r>
+        <w:t xml:space="preserve"> Phone</w:t>
+      </w:r>
+    </w:p>
+    <w:p>
+      <w:r>
+        <w:t xml:space="preserve">8. Send Notification </w:t>
+      </w:r>
+    </w:p>
+    <w:p>
+      <w:r>
+        <w:t>9. Exit</w:t>
+      </w:r>
+    </w:p>
+    <w:p>
+      <w:r>
+        <w:t xml:space="preserve">Enter your choice: </w:t>
+      </w:r>
+    </w:p>
+    <w:p>
+      <w:r>
+        <w:t>8</w:t>
+      </w:r>
+    </w:p>
+    <w:p>
+      <w:r>
+        <w:t xml:space="preserve">select notification type 1 for SMS, 2 for </w:t>
+      </w:r>
+      <w:proofErr w:type="spellStart"/>
+      <w:r>
+        <w:t>EMail</w:t>
+      </w:r>
+      <w:proofErr w:type="spellEnd"/>
+    </w:p>
+    <w:p>
+      <w:r>
         <w:t>1</w:t>
       </w:r>
     </w:p>
     <w:p>
       <w:r>
-        <w:t xml:space="preserve">Enter the user's name: </w:t>
-      </w:r>
-    </w:p>
-    <w:p>
+        <w:t xml:space="preserve">Type your message: </w:t>
+      </w:r>
+    </w:p>
+    <w:p>
+      <w:r>
+        <w:t xml:space="preserve">hi first </w:t>
+      </w:r>
+      <w:proofErr w:type="spellStart"/>
+      <w:r>
+        <w:t>sms</w:t>
+      </w:r>
+      <w:proofErr w:type="spellEnd"/>
+      <w:r>
+        <w:t xml:space="preserve"> from </w:t>
+      </w:r>
+      <w:proofErr w:type="spellStart"/>
+      <w:r>
+        <w:t>vaibhav</w:t>
+      </w:r>
+      <w:proofErr w:type="spellEnd"/>
+    </w:p>
+    <w:p>
+      <w:r>
+        <w:lastRenderedPageBreak/>
+        <w:t xml:space="preserve">Notification sent to user </w:t>
+      </w:r>
+      <w:proofErr w:type="spellStart"/>
+      <w:r>
+        <w:t>vaibhavgupta</w:t>
+      </w:r>
+      <w:proofErr w:type="spellEnd"/>
+      <w:r>
+        <w:t xml:space="preserve"> on 8090081140</w:t>
+      </w:r>
+    </w:p>
+    <w:p>
+      <w:r>
+        <w:t xml:space="preserve">Notification sent to user </w:t>
+      </w:r>
       <w:proofErr w:type="spellStart"/>
       <w:r>
         <w:t>sk</w:t>
       </w:r>
       <w:proofErr w:type="spellEnd"/>
-    </w:p>
-    <w:p>
-      <w:r>
-        <w:t xml:space="preserve">Enter the email id: </w:t>
-      </w:r>
-    </w:p>
-    <w:p>
+      <w:r>
+        <w:t xml:space="preserve"> on 2345678901</w:t>
+      </w:r>
+    </w:p>
+    <w:p>
+      <w:r>
+        <w:t xml:space="preserve">1. Add User </w:t>
+      </w:r>
+    </w:p>
+    <w:p>
+      <w:r>
+        <w:t xml:space="preserve">2. Find User </w:t>
+      </w:r>
+      <w:proofErr w:type="gramStart"/>
+      <w:r>
+        <w:t>By</w:t>
+      </w:r>
+      <w:proofErr w:type="gramEnd"/>
+      <w:r>
+        <w:t xml:space="preserve"> Email</w:t>
+      </w:r>
+    </w:p>
+    <w:p>
+      <w:r>
+        <w:t xml:space="preserve">3. Find User </w:t>
+      </w:r>
+      <w:proofErr w:type="gramStart"/>
+      <w:r>
+        <w:t>By</w:t>
+      </w:r>
+      <w:proofErr w:type="gramEnd"/>
+      <w:r>
+        <w:t xml:space="preserve"> Phone</w:t>
+      </w:r>
+    </w:p>
+    <w:p>
+      <w:r>
+        <w:t xml:space="preserve">4. Update User </w:t>
+      </w:r>
+      <w:proofErr w:type="gramStart"/>
+      <w:r>
+        <w:t>By</w:t>
+      </w:r>
+      <w:proofErr w:type="gramEnd"/>
+      <w:r>
+        <w:t xml:space="preserve"> Email</w:t>
+      </w:r>
+    </w:p>
+    <w:p>
+      <w:r>
+        <w:t xml:space="preserve">5. Update User </w:t>
+      </w:r>
+      <w:proofErr w:type="gramStart"/>
+      <w:r>
+        <w:t>By</w:t>
+      </w:r>
+      <w:proofErr w:type="gramEnd"/>
+      <w:r>
+        <w:t xml:space="preserve"> Phone</w:t>
+      </w:r>
+    </w:p>
+    <w:p>
+      <w:r>
+        <w:t xml:space="preserve">6. Delete User </w:t>
+      </w:r>
+      <w:proofErr w:type="gramStart"/>
+      <w:r>
+        <w:t>By</w:t>
+      </w:r>
+      <w:proofErr w:type="gramEnd"/>
+      <w:r>
+        <w:t xml:space="preserve"> Email</w:t>
+      </w:r>
+    </w:p>
+    <w:p>
+      <w:r>
+        <w:t xml:space="preserve">7. Delete User </w:t>
+      </w:r>
+      <w:proofErr w:type="gramStart"/>
+      <w:r>
+        <w:t>By</w:t>
+      </w:r>
+      <w:proofErr w:type="gramEnd"/>
+      <w:r>
+        <w:t xml:space="preserve"> Phone</w:t>
+      </w:r>
+    </w:p>
+    <w:p>
+      <w:r>
+        <w:t xml:space="preserve">8. Send Notification </w:t>
+      </w:r>
+    </w:p>
+    <w:p>
+      <w:r>
+        <w:t>9. Exit</w:t>
+      </w:r>
+    </w:p>
+    <w:p>
+      <w:r>
+        <w:t xml:space="preserve">Enter your choice: </w:t>
+      </w:r>
+    </w:p>
+    <w:p>
+      <w:r>
+        <w:t>8</w:t>
+      </w:r>
+    </w:p>
+    <w:p>
+      <w:r>
+        <w:t xml:space="preserve">select notification type 1 for SMS, 2 for </w:t>
+      </w:r>
+      <w:proofErr w:type="spellStart"/>
+      <w:r>
+        <w:t>EMail</w:t>
+      </w:r>
+      <w:proofErr w:type="spellEnd"/>
+    </w:p>
+    <w:p>
+      <w:r>
+        <w:t>2</w:t>
+      </w:r>
+    </w:p>
+    <w:p>
+      <w:r>
+        <w:t xml:space="preserve">Type your message: </w:t>
+      </w:r>
+    </w:p>
+    <w:p>
+      <w:r>
+        <w:t>hi first email from vg</w:t>
+      </w:r>
+    </w:p>
+    <w:p>
+      <w:r>
+        <w:t xml:space="preserve">Notification sent to user </w:t>
+      </w:r>
+      <w:proofErr w:type="spellStart"/>
+      <w:r>
+        <w:t>vaibhavgupta</w:t>
+      </w:r>
+      <w:proofErr w:type="spellEnd"/>
+      <w:r>
+        <w:t xml:space="preserve"> on </w:t>
+      </w:r>
+      <w:proofErr w:type="spellStart"/>
+      <w:r>
+        <w:t>vg@vg</w:t>
+      </w:r>
+      <w:proofErr w:type="spellEnd"/>
+    </w:p>
+    <w:p>
+      <w:r>
+        <w:t xml:space="preserve">Notification sent to user </w:t>
+      </w:r>
+      <w:proofErr w:type="spellStart"/>
+      <w:r>
+        <w:t>sk</w:t>
+      </w:r>
+      <w:proofErr w:type="spellEnd"/>
+      <w:r>
+        <w:t xml:space="preserve"> on </w:t>
+      </w:r>
       <w:proofErr w:type="spellStart"/>
       <w:r>
         <w:t>sk@sk</w:t>
@@ -404,113 +1564,118 @@
     </w:p>
     <w:p>
       <w:r>
-        <w:t xml:space="preserve">Enter 10 digit of phone no: </w:t>
-      </w:r>
-    </w:p>
-    <w:p>
-      <w:r>
-        <w:t>1234567890</w:t>
-      </w:r>
-    </w:p>
-    <w:p>
-      <w:r>
-        <w:t>---------User Details-----------------</w:t>
-      </w:r>
-    </w:p>
-    <w:p>
-      <w:proofErr w:type="gramStart"/>
-      <w:r>
-        <w:t>Name :</w:t>
-      </w:r>
-      <w:proofErr w:type="gramEnd"/>
-      <w:r>
-        <w:t xml:space="preserve"> </w:t>
-      </w:r>
-      <w:proofErr w:type="spellStart"/>
-      <w:r>
-        <w:t>sk</w:t>
-      </w:r>
-      <w:proofErr w:type="spellEnd"/>
-    </w:p>
-    <w:p>
-      <w:r>
-        <w:t xml:space="preserve">Phone </w:t>
-      </w:r>
-      <w:proofErr w:type="gramStart"/>
-      <w:r>
-        <w:t>Number :</w:t>
-      </w:r>
-      <w:proofErr w:type="gramEnd"/>
-      <w:r>
-        <w:t xml:space="preserve"> 1234567890</w:t>
-      </w:r>
-    </w:p>
-    <w:p>
-      <w:proofErr w:type="gramStart"/>
-      <w:r>
-        <w:t>Email :</w:t>
-      </w:r>
-      <w:proofErr w:type="gramEnd"/>
-      <w:r>
-        <w:t xml:space="preserve"> </w:t>
-      </w:r>
-      <w:proofErr w:type="spellStart"/>
-      <w:r>
-        <w:t>sk@sk</w:t>
-      </w:r>
-      <w:proofErr w:type="spellEnd"/>
-    </w:p>
-    <w:p/>
-    <w:p>
-      <w:r>
-        <w:t>---------End-----------------</w:t>
-      </w:r>
-    </w:p>
-    <w:p>
-      <w:proofErr w:type="gramStart"/>
+        <w:t xml:space="preserve">1. Add User </w:t>
+      </w:r>
+    </w:p>
+    <w:p>
+      <w:r>
+        <w:t xml:space="preserve">2. Find User </w:t>
+      </w:r>
+      <w:proofErr w:type="gramStart"/>
+      <w:r>
+        <w:t>By</w:t>
+      </w:r>
+      <w:proofErr w:type="gramEnd"/>
+      <w:r>
+        <w:t xml:space="preserve"> Email</w:t>
+      </w:r>
+    </w:p>
+    <w:p>
+      <w:r>
+        <w:t xml:space="preserve">3. Find User </w:t>
+      </w:r>
+      <w:proofErr w:type="gramStart"/>
+      <w:r>
+        <w:t>By</w:t>
+      </w:r>
+      <w:proofErr w:type="gramEnd"/>
+      <w:r>
+        <w:t xml:space="preserve"> Phone</w:t>
+      </w:r>
+    </w:p>
+    <w:p>
+      <w:r>
+        <w:t xml:space="preserve">4. Update User </w:t>
+      </w:r>
+      <w:proofErr w:type="gramStart"/>
+      <w:r>
+        <w:t>By</w:t>
+      </w:r>
+      <w:proofErr w:type="gramEnd"/>
+      <w:r>
+        <w:t xml:space="preserve"> Email</w:t>
+      </w:r>
+    </w:p>
+    <w:p>
+      <w:r>
+        <w:t xml:space="preserve">5. Update User </w:t>
+      </w:r>
+      <w:proofErr w:type="gramStart"/>
+      <w:r>
+        <w:t>By</w:t>
+      </w:r>
+      <w:proofErr w:type="gramEnd"/>
+      <w:r>
+        <w:t xml:space="preserve"> Phone</w:t>
+      </w:r>
+    </w:p>
+    <w:p>
+      <w:r>
+        <w:t xml:space="preserve">6. Delete User </w:t>
+      </w:r>
+      <w:proofErr w:type="gramStart"/>
+      <w:r>
+        <w:t>By</w:t>
+      </w:r>
+      <w:proofErr w:type="gramEnd"/>
+      <w:r>
+        <w:t xml:space="preserve"> Email</w:t>
+      </w:r>
+    </w:p>
+    <w:p>
+      <w:r>
+        <w:t xml:space="preserve">7. Delete User </w:t>
+      </w:r>
+      <w:proofErr w:type="gramStart"/>
+      <w:r>
+        <w:t>By</w:t>
+      </w:r>
+      <w:proofErr w:type="gramEnd"/>
+      <w:r>
+        <w:t xml:space="preserve"> Phone</w:t>
+      </w:r>
+    </w:p>
+    <w:p>
       <w:r>
         <w:lastRenderedPageBreak/>
-        <w:t>Name :</w:t>
-      </w:r>
-      <w:proofErr w:type="gramEnd"/>
-      <w:r>
-        <w:t xml:space="preserve"> </w:t>
-      </w:r>
-      <w:proofErr w:type="spellStart"/>
-      <w:r>
-        <w:t>sk</w:t>
-      </w:r>
-      <w:proofErr w:type="spellEnd"/>
-    </w:p>
-    <w:p>
-      <w:r>
-        <w:t xml:space="preserve">Phone </w:t>
-      </w:r>
-      <w:proofErr w:type="gramStart"/>
-      <w:r>
-        <w:t>Number :</w:t>
-      </w:r>
-      <w:proofErr w:type="gramEnd"/>
-      <w:r>
-        <w:t xml:space="preserve"> 1234567890</w:t>
-      </w:r>
-    </w:p>
-    <w:p>
-      <w:proofErr w:type="gramStart"/>
-      <w:r>
-        <w:t>Email :</w:t>
-      </w:r>
-      <w:proofErr w:type="gramEnd"/>
-      <w:r>
-        <w:t xml:space="preserve"> </w:t>
-      </w:r>
-      <w:proofErr w:type="spellStart"/>
-      <w:r>
-        <w:t>sk@sk</w:t>
-      </w:r>
-      <w:proofErr w:type="spellEnd"/>
-    </w:p>
-    <w:p/>
+        <w:t xml:space="preserve">8. Send Notification </w:t>
+      </w:r>
+    </w:p>
+    <w:p>
+      <w:r>
+        <w:t>9. Exit</w:t>
+      </w:r>
+    </w:p>
+    <w:p>
+      <w:r>
+        <w:t xml:space="preserve">Enter your choice: </w:t>
+      </w:r>
+    </w:p>
+    <w:p>
+      <w:r>
+        <w:t>7</w:t>
+      </w:r>
+    </w:p>
+    <w:p>
+      <w:r>
+        <w:t xml:space="preserve">Enter user's phone: </w:t>
+      </w:r>
+    </w:p>
+    <w:p>
+      <w:r>
+        <w:t>2345678901</w:t>
+      </w:r>
+    </w:p>
     <w:p>
       <w:r>
         <w:t xml:space="preserve">1. Add User </w:t>
@@ -611,7 +1776,7 @@
     </w:p>
     <w:p>
       <w:r>
-        <w:t>4</w:t>
+        <w:t>6</w:t>
       </w:r>
     </w:p>
     <w:p>
@@ -628,142 +1793,90 @@
     </w:p>
     <w:p>
       <w:r>
-        <w:t>Do you want to update name: type yes or no</w:t>
-      </w:r>
-    </w:p>
-    <w:p>
-      <w:r>
-        <w:t>yes</w:t>
-      </w:r>
-    </w:p>
-    <w:p>
-      <w:r>
-        <w:t xml:space="preserve">Your existing name: </w:t>
-      </w:r>
-      <w:proofErr w:type="spellStart"/>
-      <w:r>
-        <w:t>vaibhav</w:t>
-      </w:r>
-      <w:proofErr w:type="spellEnd"/>
-    </w:p>
-    <w:p>
-      <w:r>
-        <w:t xml:space="preserve">Type your new name: </w:t>
-      </w:r>
-    </w:p>
-    <w:p>
-      <w:proofErr w:type="spellStart"/>
-      <w:r>
-        <w:t>vaibhavgupta</w:t>
-      </w:r>
-      <w:proofErr w:type="spellEnd"/>
-    </w:p>
-    <w:p>
-      <w:r>
-        <w:t>Do you want to update phone: type yes or no</w:t>
-      </w:r>
-    </w:p>
-    <w:p>
-      <w:r>
-        <w:t>no</w:t>
-      </w:r>
-    </w:p>
-    <w:p>
-      <w:r>
-        <w:t>Do you want to update email: type yes or no</w:t>
-      </w:r>
-    </w:p>
-    <w:p>
-      <w:r>
-        <w:t>no</w:t>
+        <w:t xml:space="preserve">1. Add User </w:t>
+      </w:r>
+    </w:p>
+    <w:p>
+      <w:r>
+        <w:t xml:space="preserve">2. Find User </w:t>
+      </w:r>
+      <w:proofErr w:type="gramStart"/>
+      <w:r>
+        <w:t>By</w:t>
+      </w:r>
+      <w:proofErr w:type="gramEnd"/>
+      <w:r>
+        <w:t xml:space="preserve"> Email</w:t>
+      </w:r>
+    </w:p>
+    <w:p>
+      <w:r>
+        <w:t xml:space="preserve">3. Find User </w:t>
+      </w:r>
+      <w:proofErr w:type="gramStart"/>
+      <w:r>
+        <w:t>By</w:t>
+      </w:r>
+      <w:proofErr w:type="gramEnd"/>
+      <w:r>
+        <w:t xml:space="preserve"> Phone</w:t>
+      </w:r>
+    </w:p>
+    <w:p>
+      <w:r>
+        <w:t xml:space="preserve">4. Update User </w:t>
+      </w:r>
+      <w:proofErr w:type="gramStart"/>
+      <w:r>
+        <w:t>By</w:t>
+      </w:r>
+      <w:proofErr w:type="gramEnd"/>
+      <w:r>
+        <w:t xml:space="preserve"> Email</w:t>
+      </w:r>
+    </w:p>
+    <w:p>
+      <w:r>
+        <w:t xml:space="preserve">5. Update User </w:t>
+      </w:r>
+      <w:proofErr w:type="gramStart"/>
+      <w:r>
+        <w:t>By</w:t>
+      </w:r>
+      <w:proofErr w:type="gramEnd"/>
+      <w:r>
+        <w:t xml:space="preserve"> Phone</w:t>
+      </w:r>
+    </w:p>
+    <w:p>
+      <w:r>
+        <w:t xml:space="preserve">6. Delete User </w:t>
+      </w:r>
+      <w:proofErr w:type="gramStart"/>
+      <w:r>
+        <w:t>By</w:t>
+      </w:r>
+      <w:proofErr w:type="gramEnd"/>
+      <w:r>
+        <w:t xml:space="preserve"> Email</w:t>
+      </w:r>
+    </w:p>
+    <w:p>
+      <w:r>
+        <w:t xml:space="preserve">7. Delete User </w:t>
+      </w:r>
+      <w:proofErr w:type="gramStart"/>
+      <w:r>
+        <w:t>By</w:t>
+      </w:r>
+      <w:proofErr w:type="gramEnd"/>
+      <w:r>
+        <w:t xml:space="preserve"> Phone</w:t>
       </w:r>
     </w:p>
     <w:p>
       <w:r>
         <w:lastRenderedPageBreak/>
-        <w:t xml:space="preserve">1. Add User </w:t>
-      </w:r>
-    </w:p>
-    <w:p>
-      <w:r>
-        <w:t xml:space="preserve">2. Find User </w:t>
-      </w:r>
-      <w:proofErr w:type="gramStart"/>
-      <w:r>
-        <w:t>By</w:t>
-      </w:r>
-      <w:proofErr w:type="gramEnd"/>
-      <w:r>
-        <w:t xml:space="preserve"> Email</w:t>
-      </w:r>
-    </w:p>
-    <w:p>
-      <w:r>
-        <w:t xml:space="preserve">3. Find User </w:t>
-      </w:r>
-      <w:proofErr w:type="gramStart"/>
-      <w:r>
-        <w:t>By</w:t>
-      </w:r>
-      <w:proofErr w:type="gramEnd"/>
-      <w:r>
-        <w:t xml:space="preserve"> Phone</w:t>
-      </w:r>
-    </w:p>
-    <w:p>
-      <w:r>
-        <w:t xml:space="preserve">4. Update User </w:t>
-      </w:r>
-      <w:proofErr w:type="gramStart"/>
-      <w:r>
-        <w:t>By</w:t>
-      </w:r>
-      <w:proofErr w:type="gramEnd"/>
-      <w:r>
-        <w:t xml:space="preserve"> Email</w:t>
-      </w:r>
-    </w:p>
-    <w:p>
-      <w:r>
-        <w:t xml:space="preserve">5. Update User </w:t>
-      </w:r>
-      <w:proofErr w:type="gramStart"/>
-      <w:r>
-        <w:t>By</w:t>
-      </w:r>
-      <w:proofErr w:type="gramEnd"/>
-      <w:r>
-        <w:t xml:space="preserve"> Phone</w:t>
-      </w:r>
-    </w:p>
-    <w:p>
-      <w:r>
-        <w:t xml:space="preserve">6. Delete User </w:t>
-      </w:r>
-      <w:proofErr w:type="gramStart"/>
-      <w:r>
-        <w:t>By</w:t>
-      </w:r>
-      <w:proofErr w:type="gramEnd"/>
-      <w:r>
-        <w:t xml:space="preserve"> Email</w:t>
-      </w:r>
-    </w:p>
-    <w:p>
-      <w:r>
-        <w:t xml:space="preserve">7. Delete User </w:t>
-      </w:r>
-      <w:proofErr w:type="gramStart"/>
-      <w:r>
-        <w:t>By</w:t>
-      </w:r>
-      <w:proofErr w:type="gramEnd"/>
-      <w:r>
-        <w:t xml:space="preserve"> Phone</w:t>
-      </w:r>
-    </w:p>
-    <w:p>
-      <w:r>
         <w:t xml:space="preserve">8. Send Notification </w:t>
       </w:r>
     </w:p>
@@ -795,1050 +1908,12 @@
       <w:proofErr w:type="spellEnd"/>
     </w:p>
     <w:p>
-      <w:proofErr w:type="gramStart"/>
-      <w:r>
-        <w:t>Name :</w:t>
-      </w:r>
-      <w:proofErr w:type="gramEnd"/>
-      <w:r>
-        <w:t xml:space="preserve"> </w:t>
-      </w:r>
-      <w:proofErr w:type="spellStart"/>
-      <w:r>
-        <w:t>vaibhavgupta</w:t>
-      </w:r>
-      <w:proofErr w:type="spellEnd"/>
-    </w:p>
-    <w:p>
-      <w:r>
-        <w:t xml:space="preserve">Phone </w:t>
-      </w:r>
-      <w:proofErr w:type="gramStart"/>
-      <w:r>
-        <w:t>Number :</w:t>
-      </w:r>
-      <w:proofErr w:type="gramEnd"/>
-      <w:r>
-        <w:t xml:space="preserve"> 8090081140</w:t>
-      </w:r>
-    </w:p>
-    <w:p>
-      <w:proofErr w:type="gramStart"/>
-      <w:r>
-        <w:t>Email :</w:t>
-      </w:r>
-      <w:proofErr w:type="gramEnd"/>
-      <w:r>
-        <w:t xml:space="preserve"> </w:t>
-      </w:r>
-      <w:proofErr w:type="spellStart"/>
-      <w:r>
-        <w:t>vg@vg</w:t>
-      </w:r>
-      <w:proofErr w:type="spellEnd"/>
-    </w:p>
-    <w:p/>
-    <w:p>
-      <w:r>
-        <w:t xml:space="preserve">1. Add User </w:t>
-      </w:r>
-    </w:p>
-    <w:p>
-      <w:r>
-        <w:t xml:space="preserve">2. Find User </w:t>
-      </w:r>
-      <w:proofErr w:type="gramStart"/>
-      <w:r>
-        <w:t>By</w:t>
-      </w:r>
-      <w:proofErr w:type="gramEnd"/>
-      <w:r>
-        <w:t xml:space="preserve"> Email</w:t>
-      </w:r>
-    </w:p>
-    <w:p>
-      <w:r>
-        <w:t xml:space="preserve">3. Find User </w:t>
-      </w:r>
-      <w:proofErr w:type="gramStart"/>
-      <w:r>
-        <w:t>By</w:t>
-      </w:r>
-      <w:proofErr w:type="gramEnd"/>
-      <w:r>
-        <w:t xml:space="preserve"> Phone</w:t>
-      </w:r>
-    </w:p>
-    <w:p>
-      <w:r>
-        <w:t xml:space="preserve">4. Update User </w:t>
-      </w:r>
-      <w:proofErr w:type="gramStart"/>
-      <w:r>
-        <w:t>By</w:t>
-      </w:r>
-      <w:proofErr w:type="gramEnd"/>
-      <w:r>
-        <w:t xml:space="preserve"> Email</w:t>
-      </w:r>
-    </w:p>
-    <w:p>
-      <w:r>
-        <w:t xml:space="preserve">5. Update User </w:t>
-      </w:r>
-      <w:proofErr w:type="gramStart"/>
-      <w:r>
-        <w:t>By</w:t>
-      </w:r>
-      <w:proofErr w:type="gramEnd"/>
-      <w:r>
-        <w:t xml:space="preserve"> Phone</w:t>
-      </w:r>
-    </w:p>
-    <w:p>
-      <w:r>
-        <w:t xml:space="preserve">6. Delete User </w:t>
-      </w:r>
-      <w:proofErr w:type="gramStart"/>
-      <w:r>
-        <w:t>By</w:t>
-      </w:r>
-      <w:proofErr w:type="gramEnd"/>
-      <w:r>
-        <w:t xml:space="preserve"> Email</w:t>
-      </w:r>
-    </w:p>
-    <w:p>
-      <w:r>
-        <w:t xml:space="preserve">7. Delete User </w:t>
-      </w:r>
-      <w:proofErr w:type="gramStart"/>
-      <w:r>
-        <w:t>By</w:t>
-      </w:r>
-      <w:proofErr w:type="gramEnd"/>
-      <w:r>
-        <w:t xml:space="preserve"> Phone</w:t>
-      </w:r>
-    </w:p>
-    <w:p>
-      <w:r>
-        <w:t xml:space="preserve">8. Send Notification </w:t>
-      </w:r>
-    </w:p>
-    <w:p>
-      <w:r>
-        <w:t>9. Exit</w:t>
-      </w:r>
-    </w:p>
-    <w:p>
-      <w:r>
-        <w:lastRenderedPageBreak/>
-        <w:t xml:space="preserve">Enter your choice: </w:t>
-      </w:r>
-    </w:p>
-    <w:p>
-      <w:r>
-        <w:t>5</w:t>
-      </w:r>
-    </w:p>
-    <w:p>
-      <w:r>
-        <w:t xml:space="preserve">Enter user's phone: </w:t>
-      </w:r>
-    </w:p>
-    <w:p>
-      <w:r>
-        <w:t>1234567890</w:t>
-      </w:r>
-    </w:p>
-    <w:p>
-      <w:r>
-        <w:t>Do you want to update name: type yes or no</w:t>
-      </w:r>
-    </w:p>
-    <w:p>
-      <w:r>
-        <w:t>no</w:t>
-      </w:r>
-    </w:p>
-    <w:p>
-      <w:r>
-        <w:t>Do you want to update phone: type yes or no</w:t>
-      </w:r>
-    </w:p>
-    <w:p>
-      <w:r>
-        <w:t>yes</w:t>
-      </w:r>
-    </w:p>
-    <w:p>
-      <w:r>
-        <w:t>Your existing phone: 1234567890</w:t>
-      </w:r>
-    </w:p>
-    <w:p>
-      <w:r>
-        <w:t xml:space="preserve">Type your new phone: </w:t>
-      </w:r>
-    </w:p>
-    <w:p>
-      <w:r>
-        <w:t>2345678901</w:t>
-      </w:r>
-    </w:p>
-    <w:p>
-      <w:r>
-        <w:t>Do you want to update email: type yes or no</w:t>
-      </w:r>
-    </w:p>
-    <w:p>
-      <w:r>
-        <w:t>no</w:t>
-      </w:r>
-    </w:p>
-    <w:p>
-      <w:r>
-        <w:t xml:space="preserve">1. Add User </w:t>
-      </w:r>
-    </w:p>
-    <w:p>
-      <w:r>
-        <w:t xml:space="preserve">2. Find User </w:t>
-      </w:r>
-      <w:proofErr w:type="gramStart"/>
-      <w:r>
-        <w:t>By</w:t>
-      </w:r>
-      <w:proofErr w:type="gramEnd"/>
-      <w:r>
-        <w:t xml:space="preserve"> Email</w:t>
-      </w:r>
-    </w:p>
-    <w:p>
-      <w:r>
-        <w:t xml:space="preserve">3. Find User </w:t>
-      </w:r>
-      <w:proofErr w:type="gramStart"/>
-      <w:r>
-        <w:t>By</w:t>
-      </w:r>
-      <w:proofErr w:type="gramEnd"/>
-      <w:r>
-        <w:t xml:space="preserve"> Phone</w:t>
-      </w:r>
-    </w:p>
-    <w:p>
-      <w:r>
-        <w:t xml:space="preserve">4. Update User </w:t>
-      </w:r>
-      <w:proofErr w:type="gramStart"/>
-      <w:r>
-        <w:t>By</w:t>
-      </w:r>
-      <w:proofErr w:type="gramEnd"/>
-      <w:r>
-        <w:t xml:space="preserve"> Email</w:t>
-      </w:r>
-    </w:p>
-    <w:p>
-      <w:r>
-        <w:t xml:space="preserve">5. Update User </w:t>
-      </w:r>
-      <w:proofErr w:type="gramStart"/>
-      <w:r>
-        <w:t>By</w:t>
-      </w:r>
-      <w:proofErr w:type="gramEnd"/>
-      <w:r>
-        <w:t xml:space="preserve"> Phone</w:t>
-      </w:r>
-    </w:p>
-    <w:p>
-      <w:r>
-        <w:t xml:space="preserve">6. Delete User </w:t>
-      </w:r>
-      <w:proofErr w:type="gramStart"/>
-      <w:r>
-        <w:t>By</w:t>
-      </w:r>
-      <w:proofErr w:type="gramEnd"/>
-      <w:r>
-        <w:t xml:space="preserve"> Email</w:t>
-      </w:r>
-    </w:p>
-    <w:p>
-      <w:r>
-        <w:t xml:space="preserve">7. Delete User </w:t>
-      </w:r>
-      <w:proofErr w:type="gramStart"/>
-      <w:r>
-        <w:t>By</w:t>
-      </w:r>
-      <w:proofErr w:type="gramEnd"/>
-      <w:r>
-        <w:t xml:space="preserve"> Phone</w:t>
-      </w:r>
-    </w:p>
-    <w:p>
-      <w:r>
-        <w:t xml:space="preserve">8. Send Notification </w:t>
-      </w:r>
-    </w:p>
-    <w:p>
-      <w:r>
-        <w:t>9. Exit</w:t>
-      </w:r>
-    </w:p>
-    <w:p>
-      <w:r>
-        <w:t xml:space="preserve">Enter your choice: </w:t>
-      </w:r>
-    </w:p>
-    <w:p>
-      <w:r>
-        <w:t>3</w:t>
-      </w:r>
-    </w:p>
-    <w:p>
-      <w:r>
-        <w:t xml:space="preserve">Enter user's phone: </w:t>
-      </w:r>
-    </w:p>
-    <w:p>
-      <w:r>
-        <w:t>2345678901</w:t>
-      </w:r>
-    </w:p>
-    <w:p>
-      <w:proofErr w:type="gramStart"/>
-      <w:r>
-        <w:lastRenderedPageBreak/>
-        <w:t>Name :</w:t>
-      </w:r>
-      <w:proofErr w:type="gramEnd"/>
-      <w:r>
-        <w:t xml:space="preserve"> </w:t>
-      </w:r>
-      <w:proofErr w:type="spellStart"/>
-      <w:r>
-        <w:t>sk</w:t>
-      </w:r>
-      <w:proofErr w:type="spellEnd"/>
-    </w:p>
-    <w:p>
-      <w:r>
-        <w:t xml:space="preserve">Phone </w:t>
-      </w:r>
-      <w:proofErr w:type="gramStart"/>
-      <w:r>
-        <w:t>Number :</w:t>
-      </w:r>
-      <w:proofErr w:type="gramEnd"/>
-      <w:r>
-        <w:t xml:space="preserve"> 2345678901</w:t>
-      </w:r>
-    </w:p>
-    <w:p>
-      <w:proofErr w:type="gramStart"/>
-      <w:r>
-        <w:t>Email :</w:t>
-      </w:r>
-      <w:proofErr w:type="gramEnd"/>
-      <w:r>
-        <w:t xml:space="preserve"> </w:t>
-      </w:r>
-      <w:proofErr w:type="spellStart"/>
-      <w:r>
-        <w:t>sk@sk</w:t>
-      </w:r>
-      <w:proofErr w:type="spellEnd"/>
-    </w:p>
-    <w:p/>
-    <w:p>
-      <w:r>
-        <w:t xml:space="preserve">1. Add User </w:t>
-      </w:r>
-    </w:p>
-    <w:p>
-      <w:r>
-        <w:t xml:space="preserve">2. Find User </w:t>
-      </w:r>
-      <w:proofErr w:type="gramStart"/>
-      <w:r>
-        <w:t>By</w:t>
-      </w:r>
-      <w:proofErr w:type="gramEnd"/>
-      <w:r>
-        <w:t xml:space="preserve"> Email</w:t>
-      </w:r>
-    </w:p>
-    <w:p>
-      <w:r>
-        <w:t xml:space="preserve">3. Find User </w:t>
-      </w:r>
-      <w:proofErr w:type="gramStart"/>
-      <w:r>
-        <w:t>By</w:t>
-      </w:r>
-      <w:proofErr w:type="gramEnd"/>
-      <w:r>
-        <w:t xml:space="preserve"> Phone</w:t>
-      </w:r>
-    </w:p>
-    <w:p>
-      <w:r>
-        <w:t xml:space="preserve">4. Update User </w:t>
-      </w:r>
-      <w:proofErr w:type="gramStart"/>
-      <w:r>
-        <w:t>By</w:t>
-      </w:r>
-      <w:proofErr w:type="gramEnd"/>
-      <w:r>
-        <w:t xml:space="preserve"> Email</w:t>
-      </w:r>
-    </w:p>
-    <w:p>
-      <w:r>
-        <w:t xml:space="preserve">5. Update User </w:t>
-      </w:r>
-      <w:proofErr w:type="gramStart"/>
-      <w:r>
-        <w:t>By</w:t>
-      </w:r>
-      <w:proofErr w:type="gramEnd"/>
-      <w:r>
-        <w:t xml:space="preserve"> Phone</w:t>
-      </w:r>
-    </w:p>
-    <w:p>
-      <w:r>
-        <w:t xml:space="preserve">6. Delete User </w:t>
-      </w:r>
-      <w:proofErr w:type="gramStart"/>
-      <w:r>
-        <w:t>By</w:t>
-      </w:r>
-      <w:proofErr w:type="gramEnd"/>
-      <w:r>
-        <w:t xml:space="preserve"> Email</w:t>
-      </w:r>
-    </w:p>
-    <w:p>
-      <w:r>
-        <w:t xml:space="preserve">7. Delete User </w:t>
-      </w:r>
-      <w:proofErr w:type="gramStart"/>
-      <w:r>
-        <w:t>By</w:t>
-      </w:r>
-      <w:proofErr w:type="gramEnd"/>
-      <w:r>
-        <w:t xml:space="preserve"> Phone</w:t>
-      </w:r>
-    </w:p>
-    <w:p>
-      <w:r>
-        <w:t xml:space="preserve">8. Send Notification </w:t>
-      </w:r>
-    </w:p>
-    <w:p>
-      <w:r>
-        <w:t>9. Exit</w:t>
-      </w:r>
-    </w:p>
-    <w:p>
-      <w:r>
-        <w:t xml:space="preserve">Enter your choice: </w:t>
-      </w:r>
-    </w:p>
-    <w:p>
-      <w:r>
-        <w:t>8</w:t>
-      </w:r>
-    </w:p>
-    <w:p>
-      <w:r>
-        <w:t xml:space="preserve">select notification type 1 for SMS, 2 for </w:t>
-      </w:r>
-      <w:proofErr w:type="spellStart"/>
-      <w:r>
-        <w:t>EMail</w:t>
-      </w:r>
-      <w:proofErr w:type="spellEnd"/>
-    </w:p>
-    <w:p>
-      <w:r>
-        <w:t>1</w:t>
-      </w:r>
-    </w:p>
-    <w:p>
-      <w:r>
-        <w:t xml:space="preserve">Type your message: </w:t>
-      </w:r>
-    </w:p>
-    <w:p>
-      <w:r>
-        <w:t xml:space="preserve">hi first </w:t>
-      </w:r>
-      <w:proofErr w:type="spellStart"/>
-      <w:r>
-        <w:t>sms</w:t>
-      </w:r>
-      <w:proofErr w:type="spellEnd"/>
-      <w:r>
-        <w:t xml:space="preserve"> from </w:t>
-      </w:r>
-      <w:proofErr w:type="spellStart"/>
-      <w:r>
-        <w:t>vaibhav</w:t>
-      </w:r>
-      <w:proofErr w:type="spellEnd"/>
-    </w:p>
-    <w:p>
-      <w:r>
-        <w:t xml:space="preserve">Notification sent to user </w:t>
-      </w:r>
-      <w:proofErr w:type="spellStart"/>
-      <w:r>
-        <w:t>vaibhavgupta</w:t>
-      </w:r>
-      <w:proofErr w:type="spellEnd"/>
-      <w:r>
-        <w:t xml:space="preserve"> on 8090081140</w:t>
-      </w:r>
-    </w:p>
-    <w:p>
-      <w:r>
-        <w:t xml:space="preserve">Notification sent to user </w:t>
-      </w:r>
-      <w:proofErr w:type="spellStart"/>
-      <w:r>
-        <w:t>sk</w:t>
-      </w:r>
-      <w:proofErr w:type="spellEnd"/>
-      <w:r>
-        <w:t xml:space="preserve"> on 2345678901</w:t>
-      </w:r>
-    </w:p>
-    <w:p>
-      <w:r>
-        <w:t xml:space="preserve">1. Add User </w:t>
-      </w:r>
-    </w:p>
-    <w:p>
-      <w:r>
-        <w:t xml:space="preserve">2. Find User </w:t>
-      </w:r>
-      <w:proofErr w:type="gramStart"/>
-      <w:r>
-        <w:t>By</w:t>
-      </w:r>
-      <w:proofErr w:type="gramEnd"/>
-      <w:r>
-        <w:t xml:space="preserve"> Email</w:t>
-      </w:r>
-    </w:p>
-    <w:p>
-      <w:r>
-        <w:t xml:space="preserve">3. Find User </w:t>
-      </w:r>
-      <w:proofErr w:type="gramStart"/>
-      <w:r>
-        <w:t>By</w:t>
-      </w:r>
-      <w:proofErr w:type="gramEnd"/>
-      <w:r>
-        <w:t xml:space="preserve"> Phone</w:t>
-      </w:r>
-    </w:p>
-    <w:p>
-      <w:r>
-        <w:t xml:space="preserve">4. Update User </w:t>
-      </w:r>
-      <w:proofErr w:type="gramStart"/>
-      <w:r>
-        <w:t>By</w:t>
-      </w:r>
-      <w:proofErr w:type="gramEnd"/>
-      <w:r>
-        <w:t xml:space="preserve"> Email</w:t>
-      </w:r>
-    </w:p>
-    <w:p>
-      <w:r>
-        <w:t xml:space="preserve">5. Update User </w:t>
-      </w:r>
-      <w:proofErr w:type="gramStart"/>
-      <w:r>
-        <w:t>By</w:t>
-      </w:r>
-      <w:proofErr w:type="gramEnd"/>
-      <w:r>
-        <w:t xml:space="preserve"> Phone</w:t>
-      </w:r>
-    </w:p>
-    <w:p>
-      <w:r>
-        <w:lastRenderedPageBreak/>
-        <w:t xml:space="preserve">6. Delete User </w:t>
-      </w:r>
-      <w:proofErr w:type="gramStart"/>
-      <w:r>
-        <w:t>By</w:t>
-      </w:r>
-      <w:proofErr w:type="gramEnd"/>
-      <w:r>
-        <w:t xml:space="preserve"> Email</w:t>
-      </w:r>
-    </w:p>
-    <w:p>
-      <w:r>
-        <w:t xml:space="preserve">7. Delete User </w:t>
-      </w:r>
-      <w:proofErr w:type="gramStart"/>
-      <w:r>
-        <w:t>By</w:t>
-      </w:r>
-      <w:proofErr w:type="gramEnd"/>
-      <w:r>
-        <w:t xml:space="preserve"> Phone</w:t>
-      </w:r>
-    </w:p>
-    <w:p>
-      <w:r>
-        <w:t xml:space="preserve">8. Send Notification </w:t>
-      </w:r>
-    </w:p>
-    <w:p>
-      <w:r>
-        <w:t>9. Exit</w:t>
-      </w:r>
-    </w:p>
-    <w:p>
-      <w:r>
-        <w:t xml:space="preserve">Enter your choice: </w:t>
-      </w:r>
-    </w:p>
-    <w:p>
-      <w:r>
-        <w:t>8</w:t>
-      </w:r>
-    </w:p>
-    <w:p>
-      <w:r>
-        <w:t xml:space="preserve">select notification type 1 for SMS, 2 for </w:t>
-      </w:r>
-      <w:proofErr w:type="spellStart"/>
-      <w:r>
-        <w:t>EMail</w:t>
-      </w:r>
-      <w:proofErr w:type="spellEnd"/>
-    </w:p>
-    <w:p>
-      <w:r>
-        <w:t>2</w:t>
-      </w:r>
-    </w:p>
-    <w:p>
-      <w:r>
-        <w:t xml:space="preserve">Type your message: </w:t>
-      </w:r>
-    </w:p>
-    <w:p>
-      <w:r>
-        <w:t>hi first email from vg</w:t>
-      </w:r>
-    </w:p>
-    <w:p>
-      <w:r>
-        <w:t xml:space="preserve">Notification sent to user </w:t>
-      </w:r>
-      <w:proofErr w:type="spellStart"/>
-      <w:r>
-        <w:t>vaibhavgupta</w:t>
-      </w:r>
-      <w:proofErr w:type="spellEnd"/>
-      <w:r>
-        <w:t xml:space="preserve"> on </w:t>
-      </w:r>
-      <w:proofErr w:type="spellStart"/>
-      <w:r>
-        <w:t>vg@vg</w:t>
-      </w:r>
-      <w:proofErr w:type="spellEnd"/>
-    </w:p>
-    <w:p>
-      <w:r>
-        <w:t xml:space="preserve">Notification sent to user </w:t>
-      </w:r>
-      <w:proofErr w:type="spellStart"/>
-      <w:r>
-        <w:t>sk</w:t>
-      </w:r>
-      <w:proofErr w:type="spellEnd"/>
-      <w:r>
-        <w:t xml:space="preserve"> on </w:t>
-      </w:r>
-      <w:proofErr w:type="spellStart"/>
-      <w:r>
-        <w:t>sk@sk</w:t>
-      </w:r>
-      <w:proofErr w:type="spellEnd"/>
-    </w:p>
-    <w:p>
-      <w:r>
-        <w:t xml:space="preserve">1. Add User </w:t>
-      </w:r>
-    </w:p>
-    <w:p>
-      <w:r>
-        <w:t xml:space="preserve">2. Find User </w:t>
-      </w:r>
-      <w:proofErr w:type="gramStart"/>
-      <w:r>
-        <w:t>By</w:t>
-      </w:r>
-      <w:proofErr w:type="gramEnd"/>
-      <w:r>
-        <w:t xml:space="preserve"> Email</w:t>
-      </w:r>
-    </w:p>
-    <w:p>
-      <w:r>
-        <w:t xml:space="preserve">3. Find User </w:t>
-      </w:r>
-      <w:proofErr w:type="gramStart"/>
-      <w:r>
-        <w:t>By</w:t>
-      </w:r>
-      <w:proofErr w:type="gramEnd"/>
-      <w:r>
-        <w:t xml:space="preserve"> Phone</w:t>
-      </w:r>
-    </w:p>
-    <w:p>
-      <w:r>
-        <w:t xml:space="preserve">4. Update User </w:t>
-      </w:r>
-      <w:proofErr w:type="gramStart"/>
-      <w:r>
-        <w:t>By</w:t>
-      </w:r>
-      <w:proofErr w:type="gramEnd"/>
-      <w:r>
-        <w:t xml:space="preserve"> Email</w:t>
-      </w:r>
-    </w:p>
-    <w:p>
-      <w:r>
-        <w:t xml:space="preserve">5. Update User </w:t>
-      </w:r>
-      <w:proofErr w:type="gramStart"/>
-      <w:r>
-        <w:t>By</w:t>
-      </w:r>
-      <w:proofErr w:type="gramEnd"/>
-      <w:r>
-        <w:t xml:space="preserve"> Phone</w:t>
-      </w:r>
-    </w:p>
-    <w:p>
-      <w:r>
-        <w:t xml:space="preserve">6. Delete User </w:t>
-      </w:r>
-      <w:proofErr w:type="gramStart"/>
-      <w:r>
-        <w:t>By</w:t>
-      </w:r>
-      <w:proofErr w:type="gramEnd"/>
-      <w:r>
-        <w:t xml:space="preserve"> Email</w:t>
-      </w:r>
-    </w:p>
-    <w:p>
-      <w:r>
-        <w:t xml:space="preserve">7. Delete User </w:t>
-      </w:r>
-      <w:proofErr w:type="gramStart"/>
-      <w:r>
-        <w:t>By</w:t>
-      </w:r>
-      <w:proofErr w:type="gramEnd"/>
-      <w:r>
-        <w:t xml:space="preserve"> Phone</w:t>
-      </w:r>
-    </w:p>
-    <w:p>
-      <w:r>
-        <w:t xml:space="preserve">8. Send Notification </w:t>
-      </w:r>
-    </w:p>
-    <w:p>
-      <w:r>
-        <w:t>9. Exit</w:t>
-      </w:r>
-    </w:p>
-    <w:p>
-      <w:r>
-        <w:t xml:space="preserve">Enter your choice: </w:t>
-      </w:r>
-    </w:p>
-    <w:p>
-      <w:r>
-        <w:t>7</w:t>
-      </w:r>
-    </w:p>
-    <w:p>
-      <w:r>
-        <w:t xml:space="preserve">Enter user's phone: </w:t>
-      </w:r>
-    </w:p>
-    <w:p>
-      <w:r>
-        <w:t>2345678901</w:t>
-      </w:r>
-    </w:p>
-    <w:p>
-      <w:r>
-        <w:t xml:space="preserve">1. Add User </w:t>
-      </w:r>
-    </w:p>
-    <w:p>
-      <w:r>
-        <w:lastRenderedPageBreak/>
-        <w:t xml:space="preserve">2. Find User </w:t>
-      </w:r>
-      <w:proofErr w:type="gramStart"/>
-      <w:r>
-        <w:t>By</w:t>
-      </w:r>
-      <w:proofErr w:type="gramEnd"/>
-      <w:r>
-        <w:t xml:space="preserve"> Email</w:t>
-      </w:r>
-    </w:p>
-    <w:p>
-      <w:r>
-        <w:t xml:space="preserve">3. Find User </w:t>
-      </w:r>
-      <w:proofErr w:type="gramStart"/>
-      <w:r>
-        <w:t>By</w:t>
-      </w:r>
-      <w:proofErr w:type="gramEnd"/>
-      <w:r>
-        <w:t xml:space="preserve"> Phone</w:t>
-      </w:r>
-    </w:p>
-    <w:p>
-      <w:r>
-        <w:t xml:space="preserve">4. Update User </w:t>
-      </w:r>
-      <w:proofErr w:type="gramStart"/>
-      <w:r>
-        <w:t>By</w:t>
-      </w:r>
-      <w:proofErr w:type="gramEnd"/>
-      <w:r>
-        <w:t xml:space="preserve"> Email</w:t>
-      </w:r>
-    </w:p>
-    <w:p>
-      <w:r>
-        <w:t xml:space="preserve">5. Update User </w:t>
-      </w:r>
-      <w:proofErr w:type="gramStart"/>
-      <w:r>
-        <w:t>By</w:t>
-      </w:r>
-      <w:proofErr w:type="gramEnd"/>
-      <w:r>
-        <w:t xml:space="preserve"> Phone</w:t>
-      </w:r>
-    </w:p>
-    <w:p>
-      <w:r>
-        <w:t xml:space="preserve">6. Delete User </w:t>
-      </w:r>
-      <w:proofErr w:type="gramStart"/>
-      <w:r>
-        <w:t>By</w:t>
-      </w:r>
-      <w:proofErr w:type="gramEnd"/>
-      <w:r>
-        <w:t xml:space="preserve"> Email</w:t>
-      </w:r>
-    </w:p>
-    <w:p>
-      <w:r>
-        <w:t xml:space="preserve">7. Delete User </w:t>
-      </w:r>
-      <w:proofErr w:type="gramStart"/>
-      <w:r>
-        <w:t>By</w:t>
-      </w:r>
-      <w:proofErr w:type="gramEnd"/>
-      <w:r>
-        <w:t xml:space="preserve"> Phone</w:t>
-      </w:r>
-    </w:p>
-    <w:p>
-      <w:r>
-        <w:t xml:space="preserve">8. Send Notification </w:t>
-      </w:r>
-    </w:p>
-    <w:p>
-      <w:r>
-        <w:t>9. Exit</w:t>
-      </w:r>
-    </w:p>
-    <w:p>
-      <w:r>
-        <w:t xml:space="preserve">Enter your choice: </w:t>
-      </w:r>
-    </w:p>
-    <w:p>
-      <w:r>
-        <w:t>6</w:t>
-      </w:r>
-    </w:p>
-    <w:p>
-      <w:r>
-        <w:t xml:space="preserve">Enter user's email: </w:t>
-      </w:r>
-    </w:p>
-    <w:p>
-      <w:proofErr w:type="spellStart"/>
-      <w:r>
-        <w:t>vg@vg</w:t>
-      </w:r>
-      <w:proofErr w:type="spellEnd"/>
-    </w:p>
-    <w:p>
-      <w:r>
-        <w:t xml:space="preserve">1. Add User </w:t>
-      </w:r>
-    </w:p>
-    <w:p>
-      <w:r>
-        <w:t xml:space="preserve">2. Find User </w:t>
-      </w:r>
-      <w:proofErr w:type="gramStart"/>
-      <w:r>
-        <w:t>By</w:t>
-      </w:r>
-      <w:proofErr w:type="gramEnd"/>
-      <w:r>
-        <w:t xml:space="preserve"> Email</w:t>
-      </w:r>
-    </w:p>
-    <w:p>
-      <w:r>
-        <w:t xml:space="preserve">3. Find User </w:t>
-      </w:r>
-      <w:proofErr w:type="gramStart"/>
-      <w:r>
-        <w:t>By</w:t>
-      </w:r>
-      <w:proofErr w:type="gramEnd"/>
-      <w:r>
-        <w:t xml:space="preserve"> Phone</w:t>
-      </w:r>
-    </w:p>
-    <w:p>
-      <w:r>
-        <w:t xml:space="preserve">4. Update User </w:t>
-      </w:r>
-      <w:proofErr w:type="gramStart"/>
-      <w:r>
-        <w:t>By</w:t>
-      </w:r>
-      <w:proofErr w:type="gramEnd"/>
-      <w:r>
-        <w:t xml:space="preserve"> Email</w:t>
-      </w:r>
-    </w:p>
-    <w:p>
-      <w:r>
-        <w:t xml:space="preserve">5. Update User </w:t>
-      </w:r>
-      <w:proofErr w:type="gramStart"/>
-      <w:r>
-        <w:t>By</w:t>
-      </w:r>
-      <w:proofErr w:type="gramEnd"/>
-      <w:r>
-        <w:t xml:space="preserve"> Phone</w:t>
-      </w:r>
-    </w:p>
-    <w:p>
-      <w:r>
-        <w:t xml:space="preserve">6. Delete User </w:t>
-      </w:r>
-      <w:proofErr w:type="gramStart"/>
-      <w:r>
-        <w:t>By</w:t>
-      </w:r>
-      <w:proofErr w:type="gramEnd"/>
-      <w:r>
-        <w:t xml:space="preserve"> Email</w:t>
-      </w:r>
-    </w:p>
-    <w:p>
-      <w:r>
-        <w:t xml:space="preserve">7. Delete User </w:t>
-      </w:r>
-      <w:proofErr w:type="gramStart"/>
-      <w:r>
-        <w:t>By</w:t>
-      </w:r>
-      <w:proofErr w:type="gramEnd"/>
-      <w:r>
-        <w:t xml:space="preserve"> Phone</w:t>
-      </w:r>
-    </w:p>
-    <w:p>
-      <w:r>
-        <w:t xml:space="preserve">8. Send Notification </w:t>
-      </w:r>
-    </w:p>
-    <w:p>
-      <w:r>
-        <w:t>9. Exit</w:t>
-      </w:r>
-    </w:p>
-    <w:p>
-      <w:r>
-        <w:t xml:space="preserve">Enter your choice: </w:t>
-      </w:r>
-    </w:p>
-    <w:p>
-      <w:r>
-        <w:t>2</w:t>
-      </w:r>
-    </w:p>
-    <w:p>
-      <w:r>
-        <w:t xml:space="preserve">Enter user's email: </w:t>
-      </w:r>
-    </w:p>
-    <w:p>
-      <w:proofErr w:type="spellStart"/>
-      <w:r>
-        <w:t>vg@vg</w:t>
-      </w:r>
-      <w:proofErr w:type="spellEnd"/>
-    </w:p>
-    <w:p>
       <w:r>
         <w:t>Email not found</w:t>
       </w:r>
     </w:p>
     <w:p>
       <w:r>
-        <w:lastRenderedPageBreak/>
         <w:t xml:space="preserve">1. Add User </w:t>
       </w:r>
     </w:p>
@@ -2877,6 +2952,29 @@
       <w:spacing w:val="5"/>
     </w:rPr>
   </w:style>
+  <w:style w:type="character" w:styleId="Hyperlink">
+    <w:name w:val="Hyperlink"/>
+    <w:basedOn w:val="DefaultParagraphFont"/>
+    <w:uiPriority w:val="99"/>
+    <w:unhideWhenUsed/>
+    <w:rsid w:val="00D8562F"/>
+    <w:rPr>
+      <w:color w:val="467886" w:themeColor="hyperlink"/>
+      <w:u w:val="single"/>
+    </w:rPr>
+  </w:style>
+  <w:style w:type="character" w:styleId="UnresolvedMention">
+    <w:name w:val="Unresolved Mention"/>
+    <w:basedOn w:val="DefaultParagraphFont"/>
+    <w:uiPriority w:val="99"/>
+    <w:semiHidden/>
+    <w:unhideWhenUsed/>
+    <w:rsid w:val="00D8562F"/>
+    <w:rPr>
+      <w:color w:val="605E5C"/>
+      <w:shd w:val="clear" w:color="auto" w:fill="E1DFDD"/>
+    </w:rPr>
+  </w:style>
 </w:styles>
 </file>
 
